--- a/data/revised_2026-10_full/outputs/v2/Core_Mathematics/SS2.8_Vectors/Core_Mathematics_Vectors_FinalExplanation_TeacherKey.docx
+++ b/data/revised_2026-10_full/outputs/v2/Core_Mathematics/SS2.8_Vectors/Core_Mathematics_Vectors_FinalExplanation_TeacherKey.docx
@@ -1738,7 +1738,7 @@
         </w:rPr>
         <w:t xml:space="preserve">© 2026 SeaVuria and ARES. This work is licensed under a </w:t>
       </w:r>
-      <w:hyperlink w:history="1" r:id="rIdl9kg_okngc9r01kvcd6fk">
+      <w:hyperlink w:history="1" r:id="rIdpf18xv8aq2wrffdm4xi_5">
         <w:r>
           <w:rPr>
             <w:rFonts w:ascii="Arial" w:cs="Arial" w:eastAsia="Arial" w:hAnsi="Arial"/>
@@ -1758,7 +1758,7 @@
         </w:rPr>
         <w:t xml:space="preserve"> (</w:t>
       </w:r>
-      <w:hyperlink w:history="1" r:id="rIdigg9emgknfap6lwdm31ex">
+      <w:hyperlink w:history="1" r:id="rIdkixlibl0e5v3qcg8zbss0">
         <w:r>
           <w:rPr>
             <w:rFonts w:ascii="Arial" w:cs="Arial" w:eastAsia="Arial" w:hAnsi="Arial"/>
@@ -1778,7 +1778,7 @@
         </w:rPr>
         <w:t xml:space="preserve">). To view a copy of this license, visit </w:t>
       </w:r>
-      <w:hyperlink w:history="1" r:id="rIdorv4lgdnesh1qiryi48ao">
+      <w:hyperlink w:history="1" r:id="rIdyxfnvg5go-ssosrlqlulo">
         <w:r>
           <w:rPr>
             <w:rFonts w:ascii="Arial" w:cs="Arial" w:eastAsia="Arial" w:hAnsi="Arial"/>
